--- a/angol12.docx
+++ b/angol12.docx
@@ -251,15 +251,7 @@
       </w:pPr>
       <w:r>
         <w:rPr/>
-        <w:t xml:space="preserve">Spas (hévíz, </w:t>
-      </w:r>
-      <w:r>
-        <w:rPr/>
-        <w:t xml:space="preserve">zalakaros, </w:t>
-      </w:r>
-      <w:r>
-        <w:rPr/>
-        <w:t>)</w:t>
+        <w:t>Spas (hévíz, zalakaros, )</w:t>
       </w:r>
     </w:p>
     <w:p>
@@ -558,14 +550,7 @@
           <w:b/>
           <w:bCs/>
         </w:rPr>
-        <w:t xml:space="preserve">hf </w:t>
-      </w:r>
-      <w:r>
-        <w:rPr>
-          <w:b/>
-          <w:bCs/>
-        </w:rPr>
-        <w:t>99.b/c</w:t>
+        <w:t>hf 99.b/c</w:t>
       </w:r>
     </w:p>
     <w:p>
@@ -672,6 +657,124 @@
       <w:r>
         <w:rPr/>
         <w:t>2 tétel kidolgozása</w:t>
+      </w:r>
+    </w:p>
+    <w:p>
+      <w:pPr>
+        <w:pStyle w:val="Normal"/>
+        <w:bidi w:val="0"/>
+        <w:jc w:val="start"/>
+        <w:rPr/>
+      </w:pPr>
+      <w:r>
+        <w:rPr/>
+      </w:r>
+    </w:p>
+    <w:p>
+      <w:pPr>
+        <w:pStyle w:val="Normal"/>
+        <w:bidi w:val="0"/>
+        <w:jc w:val="start"/>
+        <w:rPr/>
+      </w:pPr>
+      <w:r>
+        <w:rPr/>
+        <w:t>mf 8/1</w:t>
+      </w:r>
+    </w:p>
+    <w:p>
+      <w:pPr>
+        <w:pStyle w:val="Normal"/>
+        <w:bidi w:val="0"/>
+        <w:jc w:val="start"/>
+        <w:rPr/>
+      </w:pPr>
+      <w:r>
+        <w:rPr/>
+        <w:t>1c</w:t>
+      </w:r>
+    </w:p>
+    <w:p>
+      <w:pPr>
+        <w:pStyle w:val="Normal"/>
+        <w:bidi w:val="0"/>
+        <w:jc w:val="start"/>
+        <w:rPr/>
+      </w:pPr>
+      <w:r>
+        <w:rPr/>
+        <w:t>2b</w:t>
+      </w:r>
+    </w:p>
+    <w:p>
+      <w:pPr>
+        <w:pStyle w:val="Normal"/>
+        <w:bidi w:val="0"/>
+        <w:jc w:val="start"/>
+        <w:rPr/>
+      </w:pPr>
+      <w:r>
+        <w:rPr/>
+        <w:t>3b</w:t>
+      </w:r>
+    </w:p>
+    <w:p>
+      <w:pPr>
+        <w:pStyle w:val="Normal"/>
+        <w:bidi w:val="0"/>
+        <w:jc w:val="start"/>
+        <w:rPr/>
+      </w:pPr>
+      <w:r>
+        <w:rPr/>
+        <w:t>4a</w:t>
+      </w:r>
+    </w:p>
+    <w:p>
+      <w:pPr>
+        <w:pStyle w:val="Normal"/>
+        <w:bidi w:val="0"/>
+        <w:jc w:val="start"/>
+        <w:rPr/>
+      </w:pPr>
+      <w:r>
+        <w:rPr/>
+        <w:t>5c</w:t>
+      </w:r>
+    </w:p>
+    <w:p>
+      <w:pPr>
+        <w:pStyle w:val="Normal"/>
+        <w:bidi w:val="0"/>
+        <w:jc w:val="start"/>
+        <w:rPr/>
+      </w:pPr>
+      <w:r>
+        <w:rPr/>
+        <w:t>6a</w:t>
+      </w:r>
+    </w:p>
+    <w:p>
+      <w:pPr>
+        <w:pStyle w:val="Normal"/>
+        <w:bidi w:val="0"/>
+        <w:jc w:val="start"/>
+        <w:rPr/>
+      </w:pPr>
+      <w:r>
+        <w:rPr/>
+        <w:t>7b</w:t>
+      </w:r>
+    </w:p>
+    <w:p>
+      <w:pPr>
+        <w:pStyle w:val="Normal"/>
+        <w:bidi w:val="0"/>
+        <w:jc w:val="start"/>
+        <w:rPr/>
+      </w:pPr>
+      <w:r>
+        <w:rPr/>
       </w:r>
     </w:p>
     <w:sectPr>
@@ -1551,8 +1654,8 @@
       <w:lang w:val="en-US" w:eastAsia="zh-CN" w:bidi="hi-IN"/>
     </w:rPr>
   </w:style>
-  <w:style w:type="character" w:styleId="Bulletsuser">
-    <w:name w:val="Bullets (user)"/>
+  <w:style w:type="character" w:styleId="Bullets">
+    <w:name w:val="Bullets"/>
     <w:qFormat/>
     <w:rPr>
       <w:rFonts w:ascii="OpenSymbol" w:hAnsi="OpenSymbol" w:eastAsia="OpenSymbol" w:cs="OpenSymbol"/>
